--- a/docs/capacitacion/guion youtube/modulo-1/modulo-1-video-3-capas-como-aprende-una-red-y-cierre.docx
+++ b/docs/capacitacion/guion youtube/modulo-1/modulo-1-video-3-capas-como-aprende-una-red-y-cierre.docx
@@ -12,7 +12,7 @@
     </w:p>
     <w:p>
       <w:r>
-        <w:t>Image Bio Pro · Módulo 1 · Capacitación en video</w:t>
+        <w:t>BioImage-Repro UAM · Módulo 1 · Capacitación en video</w:t>
       </w:r>
     </w:p>
     <w:p>
